--- a/plugins/linguistics/doc/Linguistics documentation.docx
+++ b/plugins/linguistics/doc/Linguistics documentation.docx
@@ -1,6 +1,6 @@
 
 <file path=word/document.xml><?xml version="1.0" encoding="utf-8"?>
-<w:document xmlns:wpc="http://schemas.microsoft.com/office/word/2010/wordprocessingCanvas" xmlns:cx="http://schemas.microsoft.com/office/drawing/2014/chartex" xmlns:cx1="http://schemas.microsoft.com/office/drawing/2015/9/8/chartex" xmlns:cx2="http://schemas.microsoft.com/office/drawing/2015/10/21/chartex" xmlns:cx3="http://schemas.microsoft.com/office/drawing/2016/5/9/chartex" xmlns:cx4="http://schemas.microsoft.com/office/drawing/2016/5/10/chartex" xmlns:cx5="http://schemas.microsoft.com/office/drawing/2016/5/11/chartex" xmlns:cx6="http://schemas.microsoft.com/office/drawing/2016/5/12/chartex" xmlns:cx7="http://schemas.microsoft.com/office/drawing/2016/5/13/chartex" xmlns:cx8="http://schemas.microsoft.com/office/drawing/2016/5/14/chartex" xmlns:mc="http://schemas.openxmlformats.org/markup-compatibility/2006" xmlns:aink="http://schemas.microsoft.com/office/drawing/2016/ink" xmlns:am3d="http://schemas.microsoft.com/office/drawing/2017/model3d" xmlns:o="urn:schemas-microsoft-com:office:office" xmlns:oel="http://schemas.microsoft.com/office/2019/extlst" xmlns:r="http://schemas.openxmlformats.org/officeDocument/2006/relationships" xmlns:m="http://schemas.openxmlformats.org/officeDocument/2006/math" xmlns:v="urn:schemas-microsoft-com:vml" xmlns:wp14="http://schemas.microsoft.com/office/word/2010/wordprocessingDrawing" xmlns:wp="http://schemas.openxmlformats.org/drawingml/2006/wordprocessingDrawing" xmlns:w10="urn:schemas-microsoft-com:office:word" xmlns:w="http://schemas.openxmlformats.org/wordprocessingml/2006/main" xmlns:w14="http://schemas.microsoft.com/office/word/2010/wordml" xmlns:w15="http://schemas.microsoft.com/office/word/2012/wordml" xmlns:w16cex="http://schemas.microsoft.com/office/word/2018/wordml/cex" xmlns:w16cid="http://schemas.microsoft.com/office/word/2016/wordml/cid" xmlns:w16="http://schemas.microsoft.com/office/word/2018/wordml" xmlns:w16du="http://schemas.microsoft.com/office/word/2023/wordml/word16du" xmlns:w16sdtdh="http://schemas.microsoft.com/office/word/2020/wordml/sdtdatahash" xmlns:w16sdtfl="http://schemas.microsoft.com/office/word/2024/wordml/sdtformatlock" xmlns:w16se="http://schemas.microsoft.com/office/word/2015/wordml/symex" xmlns:wpg="http://schemas.microsoft.com/office/word/2010/wordprocessingGroup" xmlns:wpi="http://schemas.microsoft.com/office/word/2010/wordprocessingInk" xmlns:wne="http://schemas.microsoft.com/office/word/2006/wordml" xmlns:wps="http://schemas.microsoft.com/office/word/2010/wordprocessingShape" mc:Ignorable="w14 w15 w16se w16cid w16 w16cex w16sdtdh w16sdtfl w16du wp14">
+<w:document xmlns:wpc="http://schemas.microsoft.com/office/word/2010/wordprocessingCanvas" xmlns:cx="http://schemas.microsoft.com/office/drawing/2014/chartex" xmlns:cx1="http://schemas.microsoft.com/office/drawing/2015/9/8/chartex" xmlns:cx2="http://schemas.microsoft.com/office/drawing/2015/10/21/chartex" xmlns:cx3="http://schemas.microsoft.com/office/drawing/2016/5/9/chartex" xmlns:cx4="http://schemas.microsoft.com/office/drawing/2016/5/10/chartex" xmlns:cx5="http://schemas.microsoft.com/office/drawing/2016/5/11/chartex" xmlns:cx6="http://schemas.microsoft.com/office/drawing/2016/5/12/chartex" xmlns:cx7="http://schemas.microsoft.com/office/drawing/2016/5/13/chartex" xmlns:cx8="http://schemas.microsoft.com/office/drawing/2016/5/14/chartex" xmlns:mc="http://schemas.openxmlformats.org/markup-compatibility/2006" xmlns:m="http://schemas.openxmlformats.org/officeDocument/2006/math" xmlns:aink="http://schemas.microsoft.com/office/drawing/2016/ink" xmlns:am3d="http://schemas.microsoft.com/office/drawing/2017/model3d" xmlns:oel="http://schemas.microsoft.com/office/2019/extlst" xmlns:r="http://schemas.openxmlformats.org/officeDocument/2006/relationships" xmlns:wp14="http://schemas.microsoft.com/office/word/2010/wordprocessingDrawing" xmlns:wp="http://schemas.openxmlformats.org/drawingml/2006/wordprocessingDrawing" xmlns:wpg="http://schemas.microsoft.com/office/word/2010/wordprocessingGroup" xmlns:wpi="http://schemas.microsoft.com/office/word/2010/wordprocessingInk" xmlns:wps="http://schemas.microsoft.com/office/word/2010/wordprocessingShape" xmlns:o="urn:schemas-microsoft-com:office:office" xmlns:v="urn:schemas-microsoft-com:vml" xmlns:w10="urn:schemas-microsoft-com:office:word" xmlns:w="http://schemas.openxmlformats.org/wordprocessingml/2006/main" xmlns:w14="http://schemas.microsoft.com/office/word/2010/wordml" xmlns:w15="http://schemas.microsoft.com/office/word/2012/wordml" xmlns:w16cex="http://schemas.microsoft.com/office/word/2018/wordml/cex" xmlns:w16cid="http://schemas.microsoft.com/office/word/2016/wordml/cid" xmlns:w16="http://schemas.microsoft.com/office/word/2018/wordml" xmlns:w16sdtdh="http://schemas.microsoft.com/office/word/2020/wordml/sdtdatahash" xmlns:w16sdtfl="http://schemas.microsoft.com/office/word/2024/wordml/sdtformatlock" xmlns:w16se="http://schemas.microsoft.com/office/word/2015/wordml/symex" xmlns:w16du="http://schemas.microsoft.com/office/word/2023/wordml/word16du" xmlns:wne="http://schemas.microsoft.com/office/word/2006/wordml" mc:Ignorable="w14 w15 w16se w16cid w16 w16cex w16sdtdh w16sdtfl w16du wp14">
   <w:body>
     <w:p>
       <w:pPr>
@@ -194,13 +194,11 @@
         </w:rPr>
       </w:pPr>
       <w:r>
-        <w:t>Sequence</w:t>
+        <w:t>NodeRef</w:t>
       </w:r>
       <w:r>
         <w:tab/>
-      </w:r>
-      <w:r>
-        <w:t>sequence of one or more phrases</w:t>
+        <w:t>a node that is referenced through some code</w:t>
       </w:r>
     </w:p>
     <w:p>
@@ -218,17 +216,13 @@
         </w:rPr>
       </w:pPr>
       <w:r>
-        <w:rPr>
-          <w:lang w:val="en-US"/>
-        </w:rPr>
-        <w:t>Choice</w:t>
-      </w:r>
-      <w:r>
-        <w:rPr>
-          <w:lang w:val="en-US"/>
-        </w:rPr>
+        <w:t>Sequence</w:t>
+      </w:r>
+      <w:r>
         <w:tab/>
-        <w:t>a choice of phrases, depending on conditions</w:t>
+      </w:r>
+      <w:r>
+        <w:t>sequence of one or more phrases</w:t>
       </w:r>
     </w:p>
     <w:p>
@@ -249,14 +243,14 @@
         <w:rPr>
           <w:lang w:val="en-US"/>
         </w:rPr>
-        <w:t>AuxPatternPhrase</w:t>
+        <w:t>Choice</w:t>
       </w:r>
       <w:r>
         <w:rPr>
           <w:lang w:val="en-US"/>
         </w:rPr>
         <w:tab/>
-        <w:t>use an auxiliary pattern</w:t>
+        <w:t>a choice of phrases, depending on conditions</w:t>
       </w:r>
     </w:p>
     <w:p>
@@ -277,14 +271,14 @@
         <w:rPr>
           <w:lang w:val="en-US"/>
         </w:rPr>
-        <w:t>FeaturePhrase</w:t>
+        <w:t>AuxPatternPhrase</w:t>
       </w:r>
       <w:r>
         <w:rPr>
           <w:lang w:val="en-US"/>
         </w:rPr>
         <w:tab/>
-        <w:t>set linguistic feature to be applied in a phrase</w:t>
+        <w:t>use an auxiliary pattern</w:t>
       </w:r>
     </w:p>
     <w:p>
@@ -305,35 +299,14 @@
         <w:rPr>
           <w:lang w:val="en-US"/>
         </w:rPr>
-        <w:t>VerbPhrase</w:t>
+        <w:t>FeaturePhrase</w:t>
       </w:r>
       <w:r>
         <w:rPr>
           <w:lang w:val="en-US"/>
         </w:rPr>
         <w:tab/>
-        <w:t xml:space="preserve">a verb phrase whose word order and conjugation </w:t>
-      </w:r>
-      <w:proofErr w:type="gramStart"/>
-      <w:r>
-        <w:rPr>
-          <w:lang w:val="en-US"/>
-        </w:rPr>
-        <w:t>is</w:t>
-      </w:r>
-      <w:proofErr w:type="gramEnd"/>
-      <w:r>
-        <w:rPr>
-          <w:lang w:val="en-US"/>
-        </w:rPr>
-        <w:br/>
-      </w:r>
-      <w:r>
-        <w:rPr>
-          <w:lang w:val="en-US"/>
-        </w:rPr>
-        <w:tab/>
-        <w:t>determined by the linguistic features</w:t>
+        <w:t>set linguistic feature to be applied in a phrase</w:t>
       </w:r>
     </w:p>
     <w:p>
@@ -354,14 +327,27 @@
         <w:rPr>
           <w:lang w:val="en-US"/>
         </w:rPr>
-        <w:t>VerbInsertion</w:t>
+        <w:t>VerbPhrase</w:t>
       </w:r>
       <w:r>
         <w:rPr>
           <w:lang w:val="en-US"/>
         </w:rPr>
         <w:tab/>
-        <w:t>insert an additional verb in a phrase</w:t>
+        <w:t>a verb phrase whose word order and conjugation is</w:t>
+      </w:r>
+      <w:r>
+        <w:rPr>
+          <w:lang w:val="en-US"/>
+        </w:rPr>
+        <w:br/>
+      </w:r>
+      <w:r>
+        <w:rPr>
+          <w:lang w:val="en-US"/>
+        </w:rPr>
+        <w:tab/>
+        <w:t>determined by the linguistic features</w:t>
       </w:r>
     </w:p>
     <w:p>
@@ -382,14 +368,14 @@
         <w:rPr>
           <w:lang w:val="en-US"/>
         </w:rPr>
-        <w:t>AdverbialPhrase</w:t>
+        <w:t>VerbInsertion</w:t>
       </w:r>
       <w:r>
         <w:rPr>
           <w:lang w:val="en-US"/>
         </w:rPr>
         <w:tab/>
-        <w:t>an adverbial phrase</w:t>
+        <w:t>insert an additional verb in a phrase</w:t>
       </w:r>
     </w:p>
     <w:p>
@@ -402,22 +388,37 @@
         <w:tabs>
           <w:tab w:val="left" w:pos="3119"/>
         </w:tabs>
-        <w:rPr>
-          <w:lang w:val="en-US"/>
-        </w:rPr>
-      </w:pPr>
-      <w:r>
-        <w:rPr>
-          <w:lang w:val="en-US"/>
-        </w:rPr>
-        <w:t>SubjectPhrase</w:t>
+        <w:ind w:left="709"/>
+        <w:rPr>
+          <w:lang w:val="en-US"/>
+        </w:rPr>
+      </w:pPr>
+      <w:r>
+        <w:rPr>
+          <w:noProof/>
+          <w:lang w:val="en-US"/>
+        </w:rPr>
+        <w:t>NounPhrase</w:t>
       </w:r>
       <w:r>
         <w:rPr>
           <w:lang w:val="en-US"/>
         </w:rPr>
         <w:tab/>
-        <w:t>insert a subject into a phrase</w:t>
+        <w:t xml:space="preserve">a phrase consisting of a determiner, adjectives and </w:t>
+      </w:r>
+      <w:r>
+        <w:rPr>
+          <w:lang w:val="en-US"/>
+        </w:rPr>
+        <w:br/>
+      </w:r>
+      <w:r>
+        <w:rPr>
+          <w:lang w:val="en-US"/>
+        </w:rPr>
+        <w:tab/>
+        <w:t>a noun</w:t>
       </w:r>
     </w:p>
     <w:p>
@@ -436,16 +437,17 @@
       </w:pPr>
       <w:r>
         <w:rPr>
-          <w:lang w:val="en-US"/>
-        </w:rPr>
-        <w:t>Noun</w:t>
+          <w:noProof/>
+          <w:lang w:val="en-US"/>
+        </w:rPr>
+        <w:t>AdverbialPhrase</w:t>
       </w:r>
       <w:r>
         <w:rPr>
           <w:lang w:val="en-US"/>
         </w:rPr>
         <w:tab/>
-        <w:t>a special kind of literal phrase that signifies a noun</w:t>
+        <w:t>an adverbial phrase</w:t>
       </w:r>
     </w:p>
     <w:p>
@@ -466,14 +468,14 @@
         <w:rPr>
           <w:lang w:val="en-US"/>
         </w:rPr>
-        <w:t>NounForm</w:t>
+        <w:t>SubjectPhrase</w:t>
       </w:r>
       <w:r>
         <w:rPr>
           <w:lang w:val="en-US"/>
         </w:rPr>
         <w:tab/>
-        <w:t>a noun that is derived from an existing model element</w:t>
+        <w:t>insert a subject into a phrase</w:t>
       </w:r>
     </w:p>
     <w:p>
@@ -494,19 +496,14 @@
         <w:rPr>
           <w:lang w:val="en-US"/>
         </w:rPr>
-        <w:t>Article</w:t>
+        <w:t>Noun</w:t>
       </w:r>
       <w:r>
         <w:rPr>
           <w:lang w:val="en-US"/>
         </w:rPr>
         <w:tab/>
-      </w:r>
-      <w:r>
-        <w:rPr>
-          <w:lang w:val="en-US"/>
-        </w:rPr>
-        <w:t>the article that is appropriate for a noun</w:t>
+        <w:t>a special kind of literal phrase that signifies a noun</w:t>
       </w:r>
     </w:p>
     <w:p>
@@ -527,6 +524,136 @@
         <w:rPr>
           <w:lang w:val="en-US"/>
         </w:rPr>
+        <w:t>NounForm</w:t>
+      </w:r>
+      <w:r>
+        <w:rPr>
+          <w:lang w:val="en-US"/>
+        </w:rPr>
+        <w:tab/>
+        <w:t>a noun that is derived from an existing model element</w:t>
+      </w:r>
+    </w:p>
+    <w:p>
+      <w:pPr>
+        <w:pStyle w:val="ListParagraph"/>
+        <w:numPr>
+          <w:ilvl w:val="0"/>
+          <w:numId w:val="5"/>
+        </w:numPr>
+        <w:tabs>
+          <w:tab w:val="left" w:pos="3119"/>
+        </w:tabs>
+        <w:rPr>
+          <w:lang w:val="en-US"/>
+        </w:rPr>
+      </w:pPr>
+      <w:r>
+        <w:rPr>
+          <w:lang w:val="en-US"/>
+        </w:rPr>
+        <w:t>Adjective</w:t>
+      </w:r>
+      <w:r>
+        <w:rPr>
+          <w:lang w:val="en-US"/>
+        </w:rPr>
+        <w:tab/>
+        <w:t xml:space="preserve">the adjective that is derived from an existing </w:t>
+      </w:r>
+      <w:r>
+        <w:rPr>
+          <w:lang w:val="en-US"/>
+        </w:rPr>
+        <w:br/>
+      </w:r>
+      <w:r>
+        <w:rPr>
+          <w:lang w:val="en-US"/>
+        </w:rPr>
+        <w:tab/>
+        <w:t>model element</w:t>
+      </w:r>
+    </w:p>
+    <w:p>
+      <w:pPr>
+        <w:pStyle w:val="ListParagraph"/>
+        <w:numPr>
+          <w:ilvl w:val="0"/>
+          <w:numId w:val="5"/>
+        </w:numPr>
+        <w:tabs>
+          <w:tab w:val="left" w:pos="3119"/>
+        </w:tabs>
+        <w:rPr>
+          <w:lang w:val="en-US"/>
+        </w:rPr>
+      </w:pPr>
+      <w:r>
+        <w:rPr>
+          <w:lang w:val="en-US"/>
+        </w:rPr>
+        <w:t>Determiner</w:t>
+      </w:r>
+      <w:r>
+        <w:rPr>
+          <w:lang w:val="en-US"/>
+        </w:rPr>
+        <w:tab/>
+        <w:t>the owner of a noun</w:t>
+      </w:r>
+    </w:p>
+    <w:p>
+      <w:pPr>
+        <w:pStyle w:val="ListParagraph"/>
+        <w:numPr>
+          <w:ilvl w:val="0"/>
+          <w:numId w:val="5"/>
+        </w:numPr>
+        <w:tabs>
+          <w:tab w:val="left" w:pos="3119"/>
+        </w:tabs>
+        <w:rPr>
+          <w:lang w:val="en-US"/>
+        </w:rPr>
+      </w:pPr>
+      <w:r>
+        <w:rPr>
+          <w:lang w:val="en-US"/>
+        </w:rPr>
+        <w:t>Article</w:t>
+      </w:r>
+      <w:r>
+        <w:rPr>
+          <w:lang w:val="en-US"/>
+        </w:rPr>
+        <w:tab/>
+      </w:r>
+      <w:r>
+        <w:rPr>
+          <w:lang w:val="en-US"/>
+        </w:rPr>
+        <w:t>the article that is appropriate for a noun</w:t>
+      </w:r>
+    </w:p>
+    <w:p>
+      <w:pPr>
+        <w:pStyle w:val="ListParagraph"/>
+        <w:numPr>
+          <w:ilvl w:val="0"/>
+          <w:numId w:val="5"/>
+        </w:numPr>
+        <w:tabs>
+          <w:tab w:val="left" w:pos="3119"/>
+        </w:tabs>
+        <w:rPr>
+          <w:lang w:val="en-US"/>
+        </w:rPr>
+      </w:pPr>
+      <w:r>
+        <w:rPr>
+          <w:lang w:val="en-US"/>
+        </w:rPr>
         <w:t>DefiniteArticle</w:t>
       </w:r>
       <w:r>
@@ -691,6 +818,7 @@
           <w:noProof/>
           <w:lang w:val="en-US"/>
         </w:rPr>
+        <w:lastRenderedPageBreak/>
         <w:t>Property</w:t>
       </w:r>
       <w:r>
@@ -755,7 +883,6 @@
         <w:pStyle w:val="Heading2"/>
       </w:pPr>
       <w:r>
-        <w:lastRenderedPageBreak/>
         <w:t>ChildLinkRef</w:t>
       </w:r>
     </w:p>
@@ -1037,6 +1164,7 @@
         <w:pStyle w:val="Literal"/>
         <w:ind w:left="720"/>
       </w:pPr>
+      <w:bookmarkStart w:id="2" w:name="OLE_LINK4"/>
       <w:r>
         <w:rPr>
           <w:i/>
@@ -1058,11 +1186,103 @@
         <w:t>-&gt;</w:t>
       </w:r>
     </w:p>
+    <w:bookmarkEnd w:id="2"/>
+    <w:p>
+      <w:pPr>
+        <w:pStyle w:val="Heading2"/>
+      </w:pPr>
+      <w:r>
+        <w:t>NodeRef</w:t>
+      </w:r>
+    </w:p>
+    <w:p>
+      <w:r>
+        <w:t>Sometimes information needs to be rendered that is not directly associated to a child or reference node. In such cases we can use a NodeRef. In the inspector we can specify a node name, its concept and some baseLanguage code that can be used to obtain the node.</w:t>
+      </w:r>
+    </w:p>
     <w:p>
       <w:pPr>
         <w:pStyle w:val="Literal"/>
-      </w:pPr>
-    </w:p>
+        <w:ind w:left="720"/>
+      </w:pPr>
+      <w:r>
+        <w:rPr>
+          <w:i/>
+          <w:iCs/>
+          <w:bdr w:val="single" w:sz="4" w:space="0" w:color="auto"/>
+        </w:rPr>
+        <w:lastRenderedPageBreak/>
+        <w:t>adjective</w:t>
+      </w:r>
+      <w:r>
+        <w:br/>
+      </w:r>
+      <w:r>
+        <w:rPr>
+          <w:b/>
+          <w:bCs/>
+          <w:i/>
+          <w:iCs/>
+          <w:color w:val="0000C0"/>
+        </w:rPr>
+        <w:t>voorloop</w:t>
+      </w:r>
+      <w:r>
+        <w:t>-&gt;</w:t>
+      </w:r>
+    </w:p>
+    <w:p>
+      <w:r>
+        <w:t>The inspector will show the code for obtaining the node.</w:t>
+      </w:r>
+    </w:p>
+    <w:p>
+      <w:pPr>
+        <w:pStyle w:val="Literal"/>
+        <w:ind w:left="720"/>
+      </w:pPr>
+      <w:r>
+        <w:t xml:space="preserve"> </w:t>
+      </w:r>
+      <w:r>
+        <w:drawing>
+          <wp:inline distT="0" distB="0" distL="0" distR="0" wp14:anchorId="1C22C1EB" wp14:editId="71EFFDE8">
+            <wp:extent cx="3796146" cy="726691"/>
+            <wp:effectExtent l="0" t="0" r="1270" b="0"/>
+            <wp:docPr id="233899044" name="Picture 1"/>
+            <wp:cNvGraphicFramePr>
+              <a:graphicFrameLocks xmlns:a="http://schemas.openxmlformats.org/drawingml/2006/main" noChangeAspect="1"/>
+            </wp:cNvGraphicFramePr>
+            <a:graphic xmlns:a="http://schemas.openxmlformats.org/drawingml/2006/main">
+              <a:graphicData uri="http://schemas.openxmlformats.org/drawingml/2006/picture">
+                <pic:pic xmlns:pic="http://schemas.openxmlformats.org/drawingml/2006/picture">
+                  <pic:nvPicPr>
+                    <pic:cNvPr id="233899044" name=""/>
+                    <pic:cNvPicPr/>
+                  </pic:nvPicPr>
+                  <pic:blipFill>
+                    <a:blip r:embed="rId6"/>
+                    <a:stretch>
+                      <a:fillRect/>
+                    </a:stretch>
+                  </pic:blipFill>
+                  <pic:spPr>
+                    <a:xfrm>
+                      <a:off x="0" y="0"/>
+                      <a:ext cx="4017104" cy="768989"/>
+                    </a:xfrm>
+                    <a:prstGeom prst="rect">
+                      <a:avLst/>
+                    </a:prstGeom>
+                  </pic:spPr>
+                </pic:pic>
+              </a:graphicData>
+            </a:graphic>
+          </wp:inline>
+        </w:drawing>
+      </w:r>
+    </w:p>
+    <w:p/>
     <w:p>
       <w:pPr>
         <w:pStyle w:val="Heading2"/>
@@ -1137,14 +1357,14 @@
           <w:lang w:val="en-US"/>
         </w:rPr>
       </w:pPr>
-      <w:bookmarkStart w:id="2" w:name="_Ref222386716"/>
+      <w:bookmarkStart w:id="3" w:name="_Ref222386716"/>
       <w:r>
         <w:rPr>
           <w:lang w:val="en-US"/>
         </w:rPr>
         <w:t>Choice</w:t>
       </w:r>
-      <w:bookmarkEnd w:id="2"/>
+      <w:bookmarkEnd w:id="3"/>
     </w:p>
     <w:p>
       <w:pPr>
@@ -1195,7 +1415,6 @@
           <w:noProof/>
           <w:lang w:val="en-US"/>
         </w:rPr>
-        <w:lastRenderedPageBreak/>
         <w:drawing>
           <wp:inline distT="0" distB="0" distL="0" distR="0" wp14:anchorId="1B537254" wp14:editId="1F0219C8">
             <wp:extent cx="3988800" cy="1458000"/>
@@ -1212,7 +1431,7 @@
                     <pic:cNvPicPr/>
                   </pic:nvPicPr>
                   <pic:blipFill>
-                    <a:blip r:embed="rId6"/>
+                    <a:blip r:embed="rId7"/>
                     <a:stretch>
                       <a:fillRect/>
                     </a:stretch>
@@ -1355,7 +1574,14 @@
         <w:rPr>
           <w:lang w:val="en-US"/>
         </w:rPr>
-        <w:t>grammatical constructions that are common for any kind of language (programming or natural). Such constructions stem from the theory of context-free languages. Natural languages, however, are not context free, so we need some additional mechanisms. Contextual information is governed by, so called, features. Currently, we distinguish the following:</w:t>
+        <w:t xml:space="preserve">grammatical constructions that are common for any kind of language (programming or natural). Such constructions stem from the theory of context-free languages. Natural languages, however, are not </w:t>
+      </w:r>
+      <w:r>
+        <w:rPr>
+          <w:lang w:val="en-US"/>
+        </w:rPr>
+        <w:lastRenderedPageBreak/>
+        <w:t>context free, so we need some additional mechanisms. Contextual information is governed by, so called, features. Currently, we distinguish the following:</w:t>
       </w:r>
     </w:p>
     <w:p>
@@ -1558,7 +1784,7 @@
         </w:rPr>
         <w:t>The features can influence the way in which phrases are rendered. Therefore, a phrase can be wrapped in a feature phrase which shows itself as a small superscript ‘</w:t>
       </w:r>
-      <w:bookmarkStart w:id="3" w:name="OLE_LINK1"/>
+      <w:bookmarkStart w:id="4" w:name="OLE_LINK1"/>
       <w:r>
         <w:rPr>
           <w:rStyle w:val="LiteralChar"/>
@@ -1577,7 +1803,7 @@
         </w:rPr>
         <w:t>’</w:t>
       </w:r>
-      <w:bookmarkEnd w:id="3"/>
+      <w:bookmarkEnd w:id="4"/>
       <w:r>
         <w:rPr>
           <w:lang w:val="en-US"/>
@@ -1619,7 +1845,6 @@
         <w:rPr>
           <w:lang w:val="en-US"/>
         </w:rPr>
-        <w:lastRenderedPageBreak/>
         <w:t>An example:</w:t>
       </w:r>
     </w:p>
@@ -1650,7 +1875,7 @@
                     <pic:cNvPicPr/>
                   </pic:nvPicPr>
                   <pic:blipFill>
-                    <a:blip r:embed="rId7"/>
+                    <a:blip r:embed="rId8"/>
                     <a:stretch>
                       <a:fillRect/>
                     </a:stretch>
@@ -1689,14 +1914,14 @@
         </w:rPr>
         <w:t>F</w:t>
       </w:r>
-      <w:bookmarkStart w:id="4" w:name="OLE_LINK5"/>
+      <w:bookmarkStart w:id="5" w:name="OLE_LINK5"/>
       <w:r>
         <w:rPr>
           <w:rStyle w:val="LiteralChar"/>
         </w:rPr>
         <w:sym w:font="Symbol" w:char="F0AF"/>
       </w:r>
-      <w:bookmarkEnd w:id="4"/>
+      <w:bookmarkEnd w:id="5"/>
       <w:r>
         <w:rPr>
           <w:lang w:val="en-US"/>
@@ -1731,7 +1956,7 @@
                     <pic:cNvPicPr/>
                   </pic:nvPicPr>
                   <pic:blipFill>
-                    <a:blip r:embed="rId8"/>
+                    <a:blip r:embed="rId9"/>
                     <a:stretch>
                       <a:fillRect/>
                     </a:stretch>
@@ -1775,47 +2000,20 @@
         <w:rPr>
           <w:lang w:val="en-US"/>
         </w:rPr>
-        <w:t xml:space="preserve">The value of a feature can be specified as a literal (‘singular’, ‘plural’, ‘present’, etc.) or using a feature switch. A feature switch is </w:t>
-      </w:r>
-      <w:proofErr w:type="gramStart"/>
-      <w:r>
-        <w:rPr>
-          <w:lang w:val="en-US"/>
-        </w:rPr>
-        <w:t>similar to</w:t>
-      </w:r>
-      <w:proofErr w:type="gramEnd"/>
-      <w:r>
-        <w:rPr>
-          <w:lang w:val="en-US"/>
-        </w:rPr>
-        <w:t xml:space="preserve"> a </w:t>
-      </w:r>
-      <w:proofErr w:type="gramStart"/>
-      <w:r>
-        <w:rPr>
-          <w:lang w:val="en-US"/>
-        </w:rPr>
-        <w:t>choice, but</w:t>
-      </w:r>
-      <w:proofErr w:type="gramEnd"/>
-      <w:r>
-        <w:rPr>
-          <w:lang w:val="en-US"/>
-        </w:rPr>
-        <w:t xml:space="preserve"> selects feature values rather than different phrases. </w:t>
-      </w:r>
-    </w:p>
-    <w:p>
-      <w:pPr>
-        <w:rPr>
-          <w:lang w:val="en-US"/>
-        </w:rPr>
-      </w:pPr>
-      <w:r>
-        <w:rPr>
-          <w:lang w:val="en-US"/>
-        </w:rPr>
+        <w:t xml:space="preserve">The value of a feature can be specified as a literal (‘singular’, ‘plural’, ‘present’, etc.) or using a feature switch. A feature switch is similar to a choice, but selects feature values rather than different phrases. </w:t>
+      </w:r>
+    </w:p>
+    <w:p>
+      <w:pPr>
+        <w:rPr>
+          <w:lang w:val="en-US"/>
+        </w:rPr>
+      </w:pPr>
+      <w:r>
+        <w:rPr>
+          <w:lang w:val="en-US"/>
+        </w:rPr>
+        <w:lastRenderedPageBreak/>
         <w:t xml:space="preserve">In the following </w:t>
       </w:r>
       <w:r>
@@ -1832,14 +2030,14 @@
           <w:lang w:val="en-US"/>
         </w:rPr>
       </w:pPr>
-      <w:bookmarkStart w:id="5" w:name="_Ref222388932"/>
+      <w:bookmarkStart w:id="6" w:name="_Ref222388932"/>
       <w:r>
         <w:rPr>
           <w:lang w:val="en-US"/>
         </w:rPr>
         <w:t>VerbPhrase</w:t>
       </w:r>
-      <w:bookmarkEnd w:id="5"/>
+      <w:bookmarkEnd w:id="6"/>
     </w:p>
     <w:p>
       <w:pPr>
@@ -2322,7 +2520,6 @@
         <w:rPr>
           <w:lang w:val="en-US"/>
         </w:rPr>
-        <w:lastRenderedPageBreak/>
         <w:t xml:space="preserve">Verb phrases also allow for insertion of external </w:t>
       </w:r>
       <w:r>
@@ -2345,14 +2542,14 @@
           <w:lang w:val="en-US"/>
         </w:rPr>
       </w:pPr>
-      <w:bookmarkStart w:id="6" w:name="_Ref222388956"/>
+      <w:bookmarkStart w:id="7" w:name="_Ref222388956"/>
       <w:r>
         <w:rPr>
           <w:lang w:val="en-US"/>
         </w:rPr>
         <w:t>VerbInsertion</w:t>
       </w:r>
-      <w:bookmarkEnd w:id="6"/>
+      <w:bookmarkEnd w:id="7"/>
     </w:p>
     <w:p>
       <w:pPr>
@@ -2386,19 +2583,11 @@
         </w:rPr>
         <w:t xml:space="preserve">signify that a certain sentence is obligatory. Linguistically, the structure of an obligation is </w:t>
       </w:r>
-      <w:proofErr w:type="gramStart"/>
-      <w:r>
-        <w:rPr>
-          <w:lang w:val="en-US"/>
-        </w:rPr>
-        <w:t>similar to</w:t>
-      </w:r>
-      <w:proofErr w:type="gramEnd"/>
-      <w:r>
-        <w:rPr>
-          <w:lang w:val="en-US"/>
-        </w:rPr>
-        <w:t xml:space="preserve"> that of</w:t>
+      <w:r>
+        <w:rPr>
+          <w:lang w:val="en-US"/>
+        </w:rPr>
+        <w:t>similar to that of</w:t>
       </w:r>
       <w:r>
         <w:rPr>
@@ -2560,6 +2749,7 @@
         <w:ind w:left="709"/>
       </w:pPr>
       <w:r>
+        <w:lastRenderedPageBreak/>
         <w:drawing>
           <wp:inline distT="0" distB="0" distL="0" distR="0" wp14:anchorId="6E67BED5" wp14:editId="600A2F15">
             <wp:extent cx="3924476" cy="1431637"/>
@@ -2576,7 +2766,7 @@
                     <pic:cNvPicPr/>
                   </pic:nvPicPr>
                   <pic:blipFill rotWithShape="1">
-                    <a:blip r:embed="rId9"/>
+                    <a:blip r:embed="rId10"/>
                     <a:srcRect b="12069"/>
                     <a:stretch>
                       <a:fillRect/>
@@ -2839,7 +3029,7 @@
                     <pic:cNvPicPr/>
                   </pic:nvPicPr>
                   <pic:blipFill rotWithShape="1">
-                    <a:blip r:embed="rId10"/>
+                    <a:blip r:embed="rId11"/>
                     <a:srcRect t="8457"/>
                     <a:stretch>
                       <a:fillRect/>
@@ -2933,7 +3123,7 @@
                     <pic:cNvPicPr/>
                   </pic:nvPicPr>
                   <pic:blipFill>
-                    <a:blip r:embed="rId11"/>
+                    <a:blip r:embed="rId12"/>
                     <a:stretch>
                       <a:fillRect/>
                     </a:stretch>
@@ -2964,260 +3154,72 @@
         <w:rPr>
           <w:lang w:val="en-US"/>
         </w:rPr>
+        <w:t xml:space="preserve">A subject phrase can be used to make explicit which part of a sentence is the subject. Knowing which part of a sentence is the subject is relevant for determining the word order in cases where questions, or passive sentences need to be rendered. Currently, RegelSpraak does not support such cases. So, one can in many cases just use a sequence to insert the subject phrase before the verb phrase. However, subject phrases do make a difference to how elliptic sentences are rendered (see section on </w:t>
+      </w:r>
+      <w:r>
+        <w:rPr>
+          <w:lang w:val="en-US"/>
+        </w:rPr>
+        <w:fldChar w:fldCharType="begin"/>
+      </w:r>
+      <w:r>
+        <w:rPr>
+          <w:lang w:val="en-US"/>
+        </w:rPr>
+        <w:instrText xml:space="preserve"> REF _Ref222399602 \h </w:instrText>
+      </w:r>
+      <w:r>
+        <w:rPr>
+          <w:lang w:val="en-US"/>
+        </w:rPr>
+      </w:r>
+      <w:r>
+        <w:rPr>
+          <w:lang w:val="en-US"/>
+        </w:rPr>
+        <w:fldChar w:fldCharType="separate"/>
+      </w:r>
+      <w:r>
+        <w:t>Ellipsis</w:t>
+      </w:r>
+      <w:r>
+        <w:rPr>
+          <w:lang w:val="en-US"/>
+        </w:rPr>
+        <w:fldChar w:fldCharType="end"/>
+      </w:r>
+      <w:r>
+        <w:rPr>
+          <w:lang w:val="en-US"/>
+        </w:rPr>
+        <w:t>) and future extensions of Alef may also make use of it.</w:t>
+      </w:r>
+    </w:p>
+    <w:p>
+      <w:pPr>
+        <w:pStyle w:val="Heading2"/>
+      </w:pPr>
+      <w:r>
+        <w:t>NounPhrase</w:t>
+      </w:r>
+    </w:p>
+    <w:p>
+      <w:r>
+        <w:t xml:space="preserve">A noun phrase consists of a determiner, some adjectives and a noun. The forms of various words in a noun phrase may depend on features of the noun. When these words are just placed one after another in a Sequence, these dependencies cannot always be derived automatically. When we put them in a noun phrase, however, we can use such dependencies to derive the correct forms. </w:t>
+      </w:r>
+      <w:r>
+        <w:t xml:space="preserve">The noun phrase separates the deteriner, </w:t>
+      </w:r>
+      <w:r>
         <w:lastRenderedPageBreak/>
-        <w:t xml:space="preserve">A subject phrase can be used to make explicit which part of a sentence is the subject. Knowing which part of a sentence </w:t>
-      </w:r>
-      <w:proofErr w:type="gramStart"/>
-      <w:r>
-        <w:rPr>
-          <w:lang w:val="en-US"/>
-        </w:rPr>
-        <w:t>is the subject</w:t>
-      </w:r>
-      <w:proofErr w:type="gramEnd"/>
-      <w:r>
-        <w:rPr>
-          <w:lang w:val="en-US"/>
-        </w:rPr>
-        <w:t xml:space="preserve"> is relevant for determining the word order in cases where questions, or passive sentences need to be rendered. Currently, RegelSpraak does not support such cases. So, one can in many cases just use a sequence to insert the subject phrase before the verb phrase. However, subject phrases do make a difference to how elliptic sentences are rendered (see section on </w:t>
-      </w:r>
-      <w:r>
-        <w:rPr>
-          <w:lang w:val="en-US"/>
-        </w:rPr>
-        <w:fldChar w:fldCharType="begin"/>
-      </w:r>
-      <w:r>
-        <w:rPr>
-          <w:lang w:val="en-US"/>
-        </w:rPr>
-        <w:instrText xml:space="preserve"> REF _Ref222399602 \h </w:instrText>
-      </w:r>
-      <w:r>
-        <w:rPr>
-          <w:lang w:val="en-US"/>
-        </w:rPr>
-      </w:r>
-      <w:r>
-        <w:rPr>
-          <w:lang w:val="en-US"/>
-        </w:rPr>
-        <w:fldChar w:fldCharType="separate"/>
-      </w:r>
-      <w:r>
-        <w:t>Ellipsis</w:t>
-      </w:r>
-      <w:r>
-        <w:rPr>
-          <w:lang w:val="en-US"/>
-        </w:rPr>
-        <w:fldChar w:fldCharType="end"/>
-      </w:r>
-      <w:r>
-        <w:rPr>
-          <w:lang w:val="en-US"/>
-        </w:rPr>
-        <w:t>) and future extensions of Alef may also make use of it.</w:t>
-      </w:r>
-    </w:p>
-    <w:p>
-      <w:pPr>
-        <w:pStyle w:val="Heading2"/>
-        <w:rPr>
-          <w:lang w:val="en-US"/>
-        </w:rPr>
-      </w:pPr>
-      <w:r>
-        <w:rPr>
-          <w:lang w:val="en-US"/>
-        </w:rPr>
-        <w:t>Noun</w:t>
-      </w:r>
-    </w:p>
-    <w:p>
-      <w:pPr>
-        <w:rPr>
-          <w:lang w:val="en-US"/>
-        </w:rPr>
-      </w:pPr>
-      <w:r>
-        <w:rPr>
-          <w:lang w:val="en-US"/>
-        </w:rPr>
-        <w:t>A noun</w:t>
-      </w:r>
-      <w:r>
-        <w:rPr>
-          <w:lang w:val="en-US"/>
-        </w:rPr>
-        <w:t xml:space="preserve"> is a particular kind of word that denotes some object. It</w:t>
-      </w:r>
-      <w:r>
-        <w:rPr>
-          <w:lang w:val="en-US"/>
-        </w:rPr>
-        <w:t xml:space="preserve"> can be rendered in singular and plural forms</w:t>
-      </w:r>
-      <w:r>
-        <w:rPr>
-          <w:lang w:val="en-US"/>
-        </w:rPr>
-        <w:t>, and it has a gender that determines what kind of definite ar</w:t>
-      </w:r>
-      <w:r>
-        <w:rPr>
-          <w:lang w:val="en-US"/>
-        </w:rPr>
-        <w:t>ticle (“de” or “het”) belongs to it</w:t>
-      </w:r>
-      <w:r>
-        <w:rPr>
-          <w:lang w:val="en-US"/>
-        </w:rPr>
-        <w:t xml:space="preserve">. In the example above in the paragraph about feature phrases, we already showed an example. The word </w:t>
-      </w:r>
-      <w:r>
-        <w:rPr>
-          <w:lang w:val="en-US"/>
-        </w:rPr>
-        <w:t>“</w:t>
-      </w:r>
-      <w:r>
-        <w:rPr>
-          <w:noProof/>
-          <w:lang w:val="en-GB"/>
-        </w:rPr>
-        <w:t>decimalen</w:t>
-      </w:r>
-      <w:r>
-        <w:rPr>
-          <w:lang w:val="en-US"/>
-        </w:rPr>
-        <w:t>”</w:t>
-      </w:r>
-      <w:r>
-        <w:rPr>
-          <w:lang w:val="en-US"/>
-        </w:rPr>
-        <w:t xml:space="preserve"> was a noun. In the inspector one can determine the singular and plural forms </w:t>
-      </w:r>
-      <w:proofErr w:type="gramStart"/>
-      <w:r>
-        <w:rPr>
-          <w:lang w:val="en-US"/>
-        </w:rPr>
-        <w:t>and also</w:t>
-      </w:r>
-      <w:proofErr w:type="gramEnd"/>
-      <w:r>
-        <w:rPr>
-          <w:lang w:val="en-US"/>
-        </w:rPr>
-        <w:t xml:space="preserve"> define its gender.</w:t>
-      </w:r>
-    </w:p>
-    <w:p>
-      <w:pPr>
-        <w:pStyle w:val="Literal"/>
-      </w:pPr>
-      <w:r>
-        <w:tab/>
-      </w:r>
-      <w:r>
-        <w:rPr>
-          <w:b/>
-          <w:bCs/>
-        </w:rPr>
-        <w:t>s</w:t>
-      </w:r>
-      <w:r>
-        <w:rPr>
-          <w:b/>
-          <w:bCs/>
-        </w:rPr>
-        <w:t>ingular</w:t>
-      </w:r>
-      <w:r>
-        <w:tab/>
-      </w:r>
-      <w:r>
-        <w:t>decimaal</w:t>
-      </w:r>
-      <w:r>
-        <w:br/>
-      </w:r>
-      <w:r>
-        <w:tab/>
-      </w:r>
-      <w:r>
-        <w:t>plural</w:t>
-      </w:r>
-      <w:r>
-        <w:tab/>
-      </w:r>
-      <w:r>
-        <w:t>decimalen</w:t>
-      </w:r>
-      <w:r>
-        <w:br/>
-      </w:r>
-      <w:r>
-        <w:tab/>
-      </w:r>
-      <w:r>
-        <w:rPr>
-          <w:b/>
-          <w:bCs/>
-        </w:rPr>
-        <w:t>gender</w:t>
-      </w:r>
-      <w:r>
-        <w:tab/>
-        <w:t>common</w:t>
-      </w:r>
-    </w:p>
-    <w:p>
-      <w:r>
-        <w:t>Notice that either the word ‘singular’ or the word ‘plural’ is bold. This determines the default cardinality of the noun. This default can be changed by clicking on the corresponding cardinality.</w:t>
-      </w:r>
-    </w:p>
-    <w:p>
-      <w:r>
-        <w:t>Apart from phrases that are explicitly denoting a noun, certain concepts of the language to be rendered can also be declared as nouns</w:t>
-      </w:r>
-      <w:r>
-        <w:t xml:space="preserve"> (for instance, object types and attributes)</w:t>
-      </w:r>
-      <w:r>
-        <w:t>. This is done using the interface INoun.</w:t>
-      </w:r>
-    </w:p>
-    <w:p>
-      <w:pPr>
-        <w:pStyle w:val="Heading2"/>
-      </w:pPr>
-      <w:r>
-        <w:t>NounForm</w:t>
-      </w:r>
-    </w:p>
-    <w:p>
-      <w:r>
-        <w:t>To render a node that implements the INoun interrface, one can use a NounForm-phrase as in the following example. Here, the reference link ref rol is rendered using a noun form ‘naam|meervoud’.</w:t>
-      </w:r>
-    </w:p>
-    <w:p>
-      <w:r>
-        <w:t xml:space="preserve"> </w:t>
-      </w:r>
-      <w:r>
-        <w:rPr>
-          <w:noProof/>
-        </w:rPr>
+        <w:t>adjectives and noun using slashes.</w:t>
+      </w:r>
+      <w:r>
         <w:drawing>
-          <wp:inline distT="0" distB="0" distL="0" distR="0" wp14:anchorId="77194FC4" wp14:editId="2115FA22">
-            <wp:extent cx="3823200" cy="1242000"/>
-            <wp:effectExtent l="0" t="0" r="0" b="3175"/>
-            <wp:docPr id="179980827" name="Picture 1" descr="A close-up of a white box&#10;&#10;AI-generated content may be incorrect."/>
+          <wp:inline distT="0" distB="0" distL="0" distR="0" wp14:anchorId="39C9E774" wp14:editId="11C10E8E">
+            <wp:extent cx="5731510" cy="1191260"/>
+            <wp:effectExtent l="0" t="0" r="0" b="2540"/>
+            <wp:docPr id="176865306" name="Picture 1"/>
             <wp:cNvGraphicFramePr>
               <a:graphicFrameLocks xmlns:a="http://schemas.openxmlformats.org/drawingml/2006/main" noChangeAspect="1"/>
             </wp:cNvGraphicFramePr>
@@ -3225,11 +3227,11 @@
               <a:graphicData uri="http://schemas.openxmlformats.org/drawingml/2006/picture">
                 <pic:pic xmlns:pic="http://schemas.openxmlformats.org/drawingml/2006/picture">
                   <pic:nvPicPr>
-                    <pic:cNvPr id="179980827" name="Picture 1" descr="A close-up of a white box&#10;&#10;AI-generated content may be incorrect."/>
+                    <pic:cNvPr id="176865306" name=""/>
                     <pic:cNvPicPr/>
                   </pic:nvPicPr>
                   <pic:blipFill>
-                    <a:blip r:embed="rId12"/>
+                    <a:blip r:embed="rId13"/>
                     <a:stretch>
                       <a:fillRect/>
                     </a:stretch>
@@ -3237,7 +3239,7 @@
                   <pic:spPr>
                     <a:xfrm>
                       <a:off x="0" y="0"/>
-                      <a:ext cx="3823200" cy="1242000"/>
+                      <a:ext cx="5731510" cy="1191260"/>
                     </a:xfrm>
                     <a:prstGeom prst="rect">
                       <a:avLst/>
@@ -3252,7 +3254,280 @@
     </w:p>
     <w:p>
       <w:pPr>
+        <w:rPr>
+          <w:lang w:val="en-US"/>
+        </w:rPr>
+      </w:pPr>
+      <w:r>
+        <w:rPr>
+          <w:lang w:val="en-US"/>
+        </w:rPr>
+        <w:t>This pattern may render “</w:t>
+      </w:r>
+      <w:proofErr w:type="spellStart"/>
+      <w:r>
+        <w:rPr>
+          <w:lang w:val="en-US"/>
+        </w:rPr>
+        <w:t>een</w:t>
+      </w:r>
+      <w:proofErr w:type="spellEnd"/>
+      <w:r>
+        <w:rPr>
+          <w:lang w:val="en-US"/>
+        </w:rPr>
+        <w:t xml:space="preserve"> </w:t>
+      </w:r>
+      <w:proofErr w:type="spellStart"/>
+      <w:r>
+        <w:rPr>
+          <w:lang w:val="en-US"/>
+        </w:rPr>
+        <w:t>groot</w:t>
+      </w:r>
+      <w:proofErr w:type="spellEnd"/>
+      <w:r>
+        <w:rPr>
+          <w:lang w:val="en-US"/>
+        </w:rPr>
+        <w:t xml:space="preserve"> huis”, as well as “het </w:t>
+      </w:r>
+      <w:proofErr w:type="spellStart"/>
+      <w:r>
+        <w:rPr>
+          <w:lang w:val="en-US"/>
+        </w:rPr>
+        <w:t>grote</w:t>
+      </w:r>
+      <w:proofErr w:type="spellEnd"/>
+      <w:r>
+        <w:rPr>
+          <w:lang w:val="en-US"/>
+        </w:rPr>
+        <w:t xml:space="preserve"> huis”, depending on the definiteness feature. Thus, the gender of the noun (which is neuter) influences they in which the adjective is conjugated.</w:t>
+      </w:r>
+    </w:p>
+    <w:p>
+      <w:pPr>
         <w:pStyle w:val="Heading2"/>
+        <w:rPr>
+          <w:lang w:val="en-US"/>
+        </w:rPr>
+      </w:pPr>
+      <w:r>
+        <w:rPr>
+          <w:lang w:val="en-US"/>
+        </w:rPr>
+        <w:t>Noun</w:t>
+      </w:r>
+    </w:p>
+    <w:p>
+      <w:pPr>
+        <w:rPr>
+          <w:lang w:val="en-US"/>
+        </w:rPr>
+      </w:pPr>
+      <w:r>
+        <w:rPr>
+          <w:lang w:val="en-US"/>
+        </w:rPr>
+        <w:t>A noun</w:t>
+      </w:r>
+      <w:r>
+        <w:rPr>
+          <w:lang w:val="en-US"/>
+        </w:rPr>
+        <w:t xml:space="preserve"> is a particular kind of word that denotes some object. It</w:t>
+      </w:r>
+      <w:r>
+        <w:rPr>
+          <w:lang w:val="en-US"/>
+        </w:rPr>
+        <w:t xml:space="preserve"> can be rendered in singular and plural forms</w:t>
+      </w:r>
+      <w:r>
+        <w:rPr>
+          <w:lang w:val="en-US"/>
+        </w:rPr>
+        <w:t>, and it has a gender that determines what kind of definite ar</w:t>
+      </w:r>
+      <w:r>
+        <w:rPr>
+          <w:lang w:val="en-US"/>
+        </w:rPr>
+        <w:t>ticle (“de” or “het”) belongs to it</w:t>
+      </w:r>
+      <w:r>
+        <w:rPr>
+          <w:lang w:val="en-US"/>
+        </w:rPr>
+        <w:t xml:space="preserve">. In the example above in the paragraph about feature phrases, we already showed an example. The word </w:t>
+      </w:r>
+      <w:r>
+        <w:rPr>
+          <w:lang w:val="en-US"/>
+        </w:rPr>
+        <w:t>“</w:t>
+      </w:r>
+      <w:r>
+        <w:rPr>
+          <w:noProof/>
+          <w:lang w:val="en-GB"/>
+        </w:rPr>
+        <w:t>decimalen</w:t>
+      </w:r>
+      <w:r>
+        <w:rPr>
+          <w:lang w:val="en-US"/>
+        </w:rPr>
+        <w:t>”</w:t>
+      </w:r>
+      <w:r>
+        <w:rPr>
+          <w:lang w:val="en-US"/>
+        </w:rPr>
+        <w:t xml:space="preserve"> was a noun. In the inspector one can determine the singular and plural forms and also define its gender.</w:t>
+      </w:r>
+    </w:p>
+    <w:p>
+      <w:pPr>
+        <w:pStyle w:val="Literal"/>
+      </w:pPr>
+      <w:r>
+        <w:tab/>
+      </w:r>
+      <w:r>
+        <w:rPr>
+          <w:b/>
+          <w:bCs/>
+        </w:rPr>
+        <w:t>s</w:t>
+      </w:r>
+      <w:r>
+        <w:rPr>
+          <w:b/>
+          <w:bCs/>
+        </w:rPr>
+        <w:t>ingular</w:t>
+      </w:r>
+      <w:r>
+        <w:tab/>
+      </w:r>
+      <w:r>
+        <w:t>decimaal</w:t>
+      </w:r>
+      <w:r>
+        <w:br/>
+      </w:r>
+      <w:r>
+        <w:tab/>
+      </w:r>
+      <w:r>
+        <w:t>plural</w:t>
+      </w:r>
+      <w:r>
+        <w:tab/>
+      </w:r>
+      <w:r>
+        <w:t>decimalen</w:t>
+      </w:r>
+      <w:r>
+        <w:br/>
+      </w:r>
+      <w:r>
+        <w:tab/>
+      </w:r>
+      <w:r>
+        <w:rPr>
+          <w:b/>
+          <w:bCs/>
+        </w:rPr>
+        <w:t>gender</w:t>
+      </w:r>
+      <w:r>
+        <w:tab/>
+        <w:t>common</w:t>
+      </w:r>
+    </w:p>
+    <w:p>
+      <w:r>
+        <w:t>Notice that either the word ‘singular’ or the word ‘plural’ is bold. This determines the default cardinality of the noun. This default can be changed by clicking on the corresponding cardinality.</w:t>
+      </w:r>
+    </w:p>
+    <w:p>
+      <w:r>
+        <w:t>Apart from phrases that are explicitly denoting a noun, certain concepts of the language to be rendered can also be declared as nouns</w:t>
+      </w:r>
+      <w:r>
+        <w:t xml:space="preserve"> (for instance, object types and attributes)</w:t>
+      </w:r>
+      <w:r>
+        <w:t>. This is done using the interface INoun.</w:t>
+      </w:r>
+    </w:p>
+    <w:p>
+      <w:pPr>
+        <w:pStyle w:val="Heading2"/>
+      </w:pPr>
+      <w:r>
+        <w:t>NounForm</w:t>
+      </w:r>
+    </w:p>
+    <w:p>
+      <w:r>
+        <w:t>To render a node that implements the INoun interrface, one can use a NounForm-phrase as in the following example. Here, the reference link ref rol is rendered using a noun form ‘naam|meervoud’</w:t>
+      </w:r>
+      <w:r>
+        <w:t xml:space="preserve"> (as shown in the figure showing a noun phrase)</w:t>
+      </w:r>
+      <w:r>
+        <w:t>.</w:t>
+      </w:r>
+    </w:p>
+    <w:p>
+      <w:pPr>
+        <w:pStyle w:val="Heading2"/>
+      </w:pPr>
+      <w:r>
+        <w:t>Adjective</w:t>
+      </w:r>
+    </w:p>
+    <w:p>
+      <w:r>
+        <w:t>An adjective is a particular kund of word that specifies a quality of an object. Adjectives will be conjugated depending of features (definiteness, gender, cardinality). Examples are “groot” and its conjugate “grote”; “bijzonder”/”bijzondere”, …</w:t>
+      </w:r>
+    </w:p>
+    <w:p>
+      <w:r>
+        <w:t>A concept can be declared as representing, or having, an adjective by implementing the interface IAdjective.</w:t>
+      </w:r>
+    </w:p>
+    <w:p>
+      <w:pPr>
+        <w:pStyle w:val="Heading2"/>
+      </w:pPr>
+      <w:r>
+        <w:lastRenderedPageBreak/>
+        <w:t>Determiner</w:t>
+      </w:r>
+    </w:p>
+    <w:p>
+      <w:r>
+        <w:t>A determiner is a word that can fill the role of an article in a noun phrase. Typically, words like “zijn” or “alle”.</w:t>
+      </w:r>
+      <w:r>
+        <w:t xml:space="preserve"> To put such words in the first position of a noun phrase they have to be declared as being a determiner. A determiner is shown as a literal with “D:” in front of it.</w:t>
+      </w:r>
+      <w:r>
+        <w:t xml:space="preserve"> </w:t>
+      </w:r>
+      <w:r>
+        <w:t>(see example above).</w:t>
+      </w:r>
+    </w:p>
+    <w:p>
+      <w:pPr>
+        <w:pStyle w:val="Heading2"/>
       </w:pPr>
       <w:r>
         <w:t>Article</w:t>
@@ -3272,11 +3547,7 @@
         <w:t xml:space="preserve"> select “de” or “het” depending on the gender of the noun.</w:t>
       </w:r>
       <w:r>
-        <w:t xml:space="preserve"> The noun to which the article belongs is searched to the right of the article, or if it occurs </w:t>
-      </w:r>
-      <w:r>
-        <w:lastRenderedPageBreak/>
-        <w:t>inside a ReferenceLinkRef whose target is a subconcept of INoun, then it assumes that it is that target.</w:t>
+        <w:t xml:space="preserve"> The noun to which the article belongs is searched to the right of the article, or if it occurs inside a ReferenceLinkRef whose target is a subconcept of INoun, then it assumes that it is that target.</w:t>
       </w:r>
     </w:p>
     <w:p>
@@ -3296,11 +3567,11 @@
       <w:pPr>
         <w:pStyle w:val="Heading2"/>
       </w:pPr>
-      <w:bookmarkStart w:id="7" w:name="_Ref222317889"/>
+      <w:bookmarkStart w:id="8" w:name="_Ref222317889"/>
       <w:r>
         <w:t>Guards</w:t>
       </w:r>
-      <w:bookmarkEnd w:id="7"/>
+      <w:bookmarkEnd w:id="8"/>
     </w:p>
     <w:p>
       <w:r>
@@ -3425,7 +3696,7 @@
                     <pic:cNvPicPr/>
                   </pic:nvPicPr>
                   <pic:blipFill>
-                    <a:blip r:embed="rId13"/>
+                    <a:blip r:embed="rId14"/>
                     <a:stretch>
                       <a:fillRect/>
                     </a:stretch>
@@ -3456,6 +3727,7 @@
         <w:pStyle w:val="Heading3"/>
       </w:pPr>
       <w:r>
+        <w:lastRenderedPageBreak/>
         <w:t>SubconceptGuard</w:t>
       </w:r>
     </w:p>
@@ -3539,7 +3811,6 @@
         <w:rPr>
           <w:noProof/>
         </w:rPr>
-        <w:lastRenderedPageBreak/>
         <w:drawing>
           <wp:inline distT="0" distB="0" distL="0" distR="0" wp14:anchorId="71AB8CDF" wp14:editId="23A78551">
             <wp:extent cx="4676400" cy="1263600"/>
@@ -3556,7 +3827,7 @@
                     <pic:cNvPicPr/>
                   </pic:nvPicPr>
                   <pic:blipFill>
-                    <a:blip r:embed="rId14"/>
+                    <a:blip r:embed="rId15"/>
                     <a:stretch>
                       <a:fillRect/>
                     </a:stretch>
@@ -3660,7 +3931,7 @@
                     <pic:cNvPicPr/>
                   </pic:nvPicPr>
                   <pic:blipFill>
-                    <a:blip r:embed="rId15"/>
+                    <a:blip r:embed="rId16"/>
                     <a:stretch>
                       <a:fillRect/>
                     </a:stretch>
@@ -3702,12 +3973,14 @@
       <w:r>
         <w:fldChar w:fldCharType="separate"/>
       </w:r>
+      <w:proofErr w:type="spellStart"/>
       <w:r>
         <w:rPr>
           <w:lang w:val="en-US"/>
         </w:rPr>
         <w:t>VerbPhrase</w:t>
       </w:r>
+      <w:proofErr w:type="spellEnd"/>
       <w:r>
         <w:fldChar w:fldCharType="end"/>
       </w:r>
@@ -3723,12 +3996,14 @@
       <w:r>
         <w:fldChar w:fldCharType="separate"/>
       </w:r>
+      <w:proofErr w:type="spellStart"/>
       <w:r>
         <w:rPr>
           <w:lang w:val="en-US"/>
         </w:rPr>
         <w:t>VerbInsertion</w:t>
       </w:r>
+      <w:proofErr w:type="spellEnd"/>
       <w:r>
         <w:fldChar w:fldCharType="end"/>
       </w:r>
@@ -3744,6 +4019,7 @@
         <w:rPr>
           <w:noProof/>
         </w:rPr>
+        <w:lastRenderedPageBreak/>
         <w:drawing>
           <wp:inline distT="0" distB="0" distL="0" distR="0" wp14:anchorId="071049EE" wp14:editId="7EBEF803">
             <wp:extent cx="4975200" cy="1180800"/>
@@ -3760,7 +4036,7 @@
                     <pic:cNvPicPr/>
                   </pic:nvPicPr>
                   <pic:blipFill>
-                    <a:blip r:embed="rId16"/>
+                    <a:blip r:embed="rId17"/>
                     <a:stretch>
                       <a:fillRect/>
                     </a:stretch>
@@ -3782,7 +4058,7 @@
       </w:r>
     </w:p>
     <w:p>
-      <w:bookmarkStart w:id="8" w:name="_Ref222399602"/>
+      <w:bookmarkStart w:id="9" w:name="_Ref222399602"/>
       <w:r>
         <w:t xml:space="preserve">Another way to specify verbs dynamically is using a ReferenceToVerb. This is needed when verbs can be specified by the user and some reference link points to a verb (an instance of a concept that implements the </w:t>
       </w:r>
@@ -3804,7 +4080,7 @@
       <w:r>
         <w:t>Ellipsis</w:t>
       </w:r>
-      <w:bookmarkEnd w:id="8"/>
+      <w:bookmarkEnd w:id="9"/>
     </w:p>
     <w:p>
       <w:pPr>
@@ -3822,14 +4098,7 @@
         <w:rPr>
           <w:lang w:val="en-GB"/>
         </w:rPr>
-        <w:t xml:space="preserve">that is hard to specify using the different types of phrases, guards and features is ellipsis. In natural language, when similar phrases are listed in </w:t>
-      </w:r>
-      <w:r>
-        <w:rPr>
-          <w:lang w:val="en-GB"/>
-        </w:rPr>
-        <w:lastRenderedPageBreak/>
-        <w:t xml:space="preserve">the same sentence, one usually omits reoccurring </w:t>
+        <w:t xml:space="preserve">that is hard to specify using the different types of phrases, guards and features is ellipsis. In natural language, when similar phrases are listed in the same sentence, one usually omits reoccurring </w:t>
       </w:r>
       <w:r>
         <w:rPr>
@@ -3969,7 +4238,7 @@
                     <pic:cNvPicPr/>
                   </pic:nvPicPr>
                   <pic:blipFill>
-                    <a:blip r:embed="rId17"/>
+                    <a:blip r:embed="rId18"/>
                     <a:stretch>
                       <a:fillRect/>
                     </a:stretch>
@@ -4014,7 +4283,7 @@
 </file>
 
 <file path=word/numbering.xml><?xml version="1.0" encoding="utf-8"?>
-<w:numbering xmlns:wpc="http://schemas.microsoft.com/office/word/2010/wordprocessingCanvas" xmlns:cx="http://schemas.microsoft.com/office/drawing/2014/chartex" xmlns:cx1="http://schemas.microsoft.com/office/drawing/2015/9/8/chartex" xmlns:cx2="http://schemas.microsoft.com/office/drawing/2015/10/21/chartex" xmlns:cx3="http://schemas.microsoft.com/office/drawing/2016/5/9/chartex" xmlns:cx4="http://schemas.microsoft.com/office/drawing/2016/5/10/chartex" xmlns:cx5="http://schemas.microsoft.com/office/drawing/2016/5/11/chartex" xmlns:cx6="http://schemas.microsoft.com/office/drawing/2016/5/12/chartex" xmlns:cx7="http://schemas.microsoft.com/office/drawing/2016/5/13/chartex" xmlns:cx8="http://schemas.microsoft.com/office/drawing/2016/5/14/chartex" xmlns:mc="http://schemas.openxmlformats.org/markup-compatibility/2006" xmlns:aink="http://schemas.microsoft.com/office/drawing/2016/ink" xmlns:am3d="http://schemas.microsoft.com/office/drawing/2017/model3d" xmlns:o="urn:schemas-microsoft-com:office:office" xmlns:oel="http://schemas.microsoft.com/office/2019/extlst" xmlns:r="http://schemas.openxmlformats.org/officeDocument/2006/relationships" xmlns:m="http://schemas.openxmlformats.org/officeDocument/2006/math" xmlns:v="urn:schemas-microsoft-com:vml" xmlns:wp14="http://schemas.microsoft.com/office/word/2010/wordprocessingDrawing" xmlns:wp="http://schemas.openxmlformats.org/drawingml/2006/wordprocessingDrawing" xmlns:w10="urn:schemas-microsoft-com:office:word" xmlns:w="http://schemas.openxmlformats.org/wordprocessingml/2006/main" xmlns:w14="http://schemas.microsoft.com/office/word/2010/wordml" xmlns:w15="http://schemas.microsoft.com/office/word/2012/wordml" xmlns:w16cex="http://schemas.microsoft.com/office/word/2018/wordml/cex" xmlns:w16cid="http://schemas.microsoft.com/office/word/2016/wordml/cid" xmlns:w16="http://schemas.microsoft.com/office/word/2018/wordml" xmlns:w16du="http://schemas.microsoft.com/office/word/2023/wordml/word16du" xmlns:w16sdtdh="http://schemas.microsoft.com/office/word/2020/wordml/sdtdatahash" xmlns:w16sdtfl="http://schemas.microsoft.com/office/word/2024/wordml/sdtformatlock" xmlns:w16se="http://schemas.microsoft.com/office/word/2015/wordml/symex" xmlns:wpg="http://schemas.microsoft.com/office/word/2010/wordprocessingGroup" xmlns:wpi="http://schemas.microsoft.com/office/word/2010/wordprocessingInk" xmlns:wne="http://schemas.microsoft.com/office/word/2006/wordml" xmlns:wps="http://schemas.microsoft.com/office/word/2010/wordprocessingShape" mc:Ignorable="w14 w15 w16se w16cid w16 w16cex w16sdtdh w16sdtfl w16du wp14">
+<w:numbering xmlns:wpc="http://schemas.microsoft.com/office/word/2010/wordprocessingCanvas" xmlns:cx="http://schemas.microsoft.com/office/drawing/2014/chartex" xmlns:cx1="http://schemas.microsoft.com/office/drawing/2015/9/8/chartex" xmlns:cx2="http://schemas.microsoft.com/office/drawing/2015/10/21/chartex" xmlns:cx3="http://schemas.microsoft.com/office/drawing/2016/5/9/chartex" xmlns:cx4="http://schemas.microsoft.com/office/drawing/2016/5/10/chartex" xmlns:cx5="http://schemas.microsoft.com/office/drawing/2016/5/11/chartex" xmlns:cx6="http://schemas.microsoft.com/office/drawing/2016/5/12/chartex" xmlns:cx7="http://schemas.microsoft.com/office/drawing/2016/5/13/chartex" xmlns:cx8="http://schemas.microsoft.com/office/drawing/2016/5/14/chartex" xmlns:mc="http://schemas.openxmlformats.org/markup-compatibility/2006" xmlns:m="http://schemas.openxmlformats.org/officeDocument/2006/math" xmlns:aink="http://schemas.microsoft.com/office/drawing/2016/ink" xmlns:am3d="http://schemas.microsoft.com/office/drawing/2017/model3d" xmlns:oel="http://schemas.microsoft.com/office/2019/extlst" xmlns:r="http://schemas.openxmlformats.org/officeDocument/2006/relationships" xmlns:wp14="http://schemas.microsoft.com/office/word/2010/wordprocessingDrawing" xmlns:wp="http://schemas.openxmlformats.org/drawingml/2006/wordprocessingDrawing" xmlns:wpg="http://schemas.microsoft.com/office/word/2010/wordprocessingGroup" xmlns:wpi="http://schemas.microsoft.com/office/word/2010/wordprocessingInk" xmlns:wps="http://schemas.microsoft.com/office/word/2010/wordprocessingShape" xmlns:o="urn:schemas-microsoft-com:office:office" xmlns:v="urn:schemas-microsoft-com:vml" xmlns:w10="urn:schemas-microsoft-com:office:word" xmlns:w="http://schemas.openxmlformats.org/wordprocessingml/2006/main" xmlns:w14="http://schemas.microsoft.com/office/word/2010/wordml" xmlns:w15="http://schemas.microsoft.com/office/word/2012/wordml" xmlns:w16cex="http://schemas.microsoft.com/office/word/2018/wordml/cex" xmlns:w16cid="http://schemas.microsoft.com/office/word/2016/wordml/cid" xmlns:w16="http://schemas.microsoft.com/office/word/2018/wordml" xmlns:w16sdtdh="http://schemas.microsoft.com/office/word/2020/wordml/sdtdatahash" xmlns:w16sdtfl="http://schemas.microsoft.com/office/word/2024/wordml/sdtformatlock" xmlns:w16se="http://schemas.microsoft.com/office/word/2015/wordml/symex" xmlns:w16du="http://schemas.microsoft.com/office/word/2023/wordml/word16du" xmlns:wne="http://schemas.microsoft.com/office/word/2006/wordml" mc:Ignorable="w14 w15 w16se w16cid w16 w16cex w16sdtdh w16sdtfl w16du wp14">
   <w:abstractNum w:abstractNumId="0" w15:restartNumberingAfterBreak="0">
     <w:nsid w:val="44FB015B"/>
     <w:multiLevelType w:val="hybridMultilevel"/>
@@ -4598,7 +4867,7 @@
 </file>
 
 <file path=word/styles.xml><?xml version="1.0" encoding="utf-8"?>
-<w:styles xmlns:mc="http://schemas.openxmlformats.org/markup-compatibility/2006" xmlns:r="http://schemas.openxmlformats.org/officeDocument/2006/relationships" xmlns:w="http://schemas.openxmlformats.org/wordprocessingml/2006/main" xmlns:w14="http://schemas.microsoft.com/office/word/2010/wordml" xmlns:w15="http://schemas.microsoft.com/office/word/2012/wordml" xmlns:w16cex="http://schemas.microsoft.com/office/word/2018/wordml/cex" xmlns:w16cid="http://schemas.microsoft.com/office/word/2016/wordml/cid" xmlns:w16="http://schemas.microsoft.com/office/word/2018/wordml" xmlns:w16du="http://schemas.microsoft.com/office/word/2023/wordml/word16du" xmlns:w16sdtdh="http://schemas.microsoft.com/office/word/2020/wordml/sdtdatahash" xmlns:w16sdtfl="http://schemas.microsoft.com/office/word/2024/wordml/sdtformatlock" xmlns:w16se="http://schemas.microsoft.com/office/word/2015/wordml/symex" mc:Ignorable="w14 w15 w16se w16cid w16 w16cex w16sdtdh w16sdtfl w16du">
+<w:styles xmlns:mc="http://schemas.openxmlformats.org/markup-compatibility/2006" xmlns:r="http://schemas.openxmlformats.org/officeDocument/2006/relationships" xmlns:w="http://schemas.openxmlformats.org/wordprocessingml/2006/main" xmlns:w14="http://schemas.microsoft.com/office/word/2010/wordml" xmlns:w15="http://schemas.microsoft.com/office/word/2012/wordml" xmlns:w16cex="http://schemas.microsoft.com/office/word/2018/wordml/cex" xmlns:w16cid="http://schemas.microsoft.com/office/word/2016/wordml/cid" xmlns:w16="http://schemas.microsoft.com/office/word/2018/wordml" xmlns:w16sdtdh="http://schemas.microsoft.com/office/word/2020/wordml/sdtdatahash" xmlns:w16sdtfl="http://schemas.microsoft.com/office/word/2024/wordml/sdtformatlock" xmlns:w16se="http://schemas.microsoft.com/office/word/2015/wordml/symex" xmlns:w16du="http://schemas.microsoft.com/office/word/2023/wordml/word16du" mc:Ignorable="w14 w15 w16se w16cid w16 w16cex w16sdtdh w16sdtfl w16du">
   <w:docDefaults>
     <w:rPrDefault>
       <w:rPr>
@@ -5198,6 +5467,7 @@
   <w:style w:type="character" w:default="1" w:styleId="DefaultParagraphFont">
     <w:name w:val="Default Paragraph Font"/>
     <w:uiPriority w:val="1"/>
+    <w:semiHidden/>
     <w:unhideWhenUsed/>
   </w:style>
   <w:style w:type="table" w:default="1" w:styleId="TableNormal">
